--- a/courts/second-circuit/connecticut/state/court-of-appeals/opening-brief/usage/OUTPUT-opening-brief.docx
+++ b/courts/second-circuit/connecticut/state/court-of-appeals/opening-brief/usage/OUTPUT-opening-brief.docx
@@ -473,9 +473,7 @@
         <w:t xml:space="preserve"> </w:t>
       </w:r>
       <w:r>
-        <w:t xml:space="preserve">747</w:t>
-        <w:noBreakHyphen/>
-        <w:t xml:space="preserve">5532</w:t>
+        <w:t xml:space="preserve">747-⁠5532</w:t>
       </w:r>
     </w:p>
     <w:p>
@@ -3553,7 +3551,7 @@
         <w:tab/>
       </w:r>
       <w:r>
-        <w:t xml:space="preserve">8</w:t>
+        <w:t xml:space="preserve">9</w:t>
       </w:r>
     </w:p>
     <w:p>
@@ -4823,11 +4821,7 @@
         <w:t xml:space="preserve"> </w:t>
       </w:r>
       <w:r>
-        <w:t xml:space="preserve">LLI-cv</w:t>
-        <w:noBreakHyphen/>
-        <w:t xml:space="preserve">07</w:t>
-        <w:noBreakHyphen/>
-        <w:t xml:space="preserve">4006012</w:t>
+        <w:t xml:space="preserve">LLI-cv-⁠07-⁠4006012</w:t>
       </w:r>
       <w:r>
         <w:t xml:space="preserve"> </w:t>
@@ -5080,9 +5074,7 @@
         <w:t xml:space="preserve"> </w:t>
       </w:r>
       <w:r>
-        <w:t xml:space="preserve">52</w:t>
-        <w:noBreakHyphen/>
-        <w:t xml:space="preserve">29</w:t>
+        <w:t xml:space="preserve">52-⁠29</w:t>
       </w:r>
       <w:r>
         <w:t xml:space="preserve">   </w:t>
@@ -5128,9 +5120,7 @@
         <w:t xml:space="preserve"> </w:t>
       </w:r>
       <w:r>
-        <w:t xml:space="preserve">8</w:t>
-        <w:noBreakHyphen/>
-        <w:t xml:space="preserve">11</w:t>
+        <w:t xml:space="preserve">8-⁠11</w:t>
       </w:r>
       <w:r>
         <w:t xml:space="preserve">   </w:t>
@@ -5176,9 +5166,7 @@
         <w:t xml:space="preserve"> </w:t>
       </w:r>
       <w:r>
-        <w:t xml:space="preserve">8</w:t>
-        <w:noBreakHyphen/>
-        <w:t xml:space="preserve">28</w:t>
+        <w:t xml:space="preserve">8-⁠28</w:t>
       </w:r>
       <w:r>
         <w:t xml:space="preserve">   </w:t>
@@ -5224,9 +5212,7 @@
         <w:t xml:space="preserve"> </w:t>
       </w:r>
       <w:r>
-        <w:t xml:space="preserve">8</w:t>
-        <w:noBreakHyphen/>
-        <w:t xml:space="preserve">8(b)</w:t>
+        <w:t xml:space="preserve">8-⁠8(b)</w:t>
       </w:r>
       <w:r>
         <w:t xml:space="preserve">   </w:t>
@@ -5282,9 +5268,7 @@
         <w:t xml:space="preserve"> </w:t>
       </w:r>
       <w:r>
-        <w:t xml:space="preserve">10</w:t>
-        <w:noBreakHyphen/>
-        <w:t xml:space="preserve">31(a)</w:t>
+        <w:t xml:space="preserve">10-⁠31(a)</w:t>
       </w:r>
       <w:r>
         <w:t xml:space="preserve">   </w:t>
@@ -5324,9 +5308,7 @@
         <w:t xml:space="preserve"> </w:t>
       </w:r>
       <w:r>
-        <w:t xml:space="preserve">17</w:t>
-        <w:noBreakHyphen/>
-        <w:t xml:space="preserve">54</w:t>
+        <w:t xml:space="preserve">17-⁠54</w:t>
       </w:r>
       <w:r>
         <w:t xml:space="preserve">   </w:t>
@@ -7410,25 +7392,13 @@
         <w:t xml:space="preserve"> </w:t>
       </w:r>
       <w:r>
-        <w:t xml:space="preserve">at 104</w:t>
-      </w:r>
-      <w:r>
-        <w:noBreakHyphen/>
-      </w:r>
-      <w:r>
-        <w:t xml:space="preserve">05; see also Gangemi</w:t>
-      </w:r>
-      <w:r>
-        <w:t xml:space="preserve"> </w:t>
-      </w:r>
-      <w:r>
-        <w:t xml:space="preserve">v. Zoning Bd. of Appeals of Town of Fairfield, 255 Conn. 143, 144</w:t>
-      </w:r>
-      <w:r>
-        <w:noBreakHyphen/>
-      </w:r>
-      <w:r>
-        <w:t xml:space="preserve">45, 763 A.2d 1011 (2001) (holding no rental condition on property</w:t>
+        <w:t xml:space="preserve">at 104-⁠05; see also Gangemi</w:t>
+      </w:r>
+      <w:r>
+        <w:t xml:space="preserve"> </w:t>
+      </w:r>
+      <w:r>
+        <w:t xml:space="preserve">v. Zoning Bd. of Appeals of Town of Fairfield, 255 Conn. 143, 144-⁠45, 763 A.2d 1011 (2001) (holding no rental condition on property</w:t>
       </w:r>
       <w:r>
         <w:t xml:space="preserve"> </w:t>
@@ -7443,19 +7413,7 @@
         <w:t xml:space="preserve"> </w:t>
       </w:r>
       <w:r>
-        <w:t xml:space="preserve">v. Dean Haubrich, Superior Court, judicial district of Litchfield, Docket No. LLI-cv</w:t>
-      </w:r>
-      <w:r>
-        <w:noBreakHyphen/>
-      </w:r>
-      <w:r>
-        <w:t xml:space="preserve">07</w:t>
-      </w:r>
-      <w:r>
-        <w:noBreakHyphen/>
-      </w:r>
-      <w:r>
-        <w:t xml:space="preserve">4006012 S (August 29, 2007, Brunetti, J.) (holding strong public policy exception to exhaustion of administrative remedies doctrine permitted town resident to seek equitable relief to enforce zoning regulation).</w:t>
+        <w:t xml:space="preserve">v. Dean Haubrich, Superior Court, judicial district of Litchfield, Docket No. LLI-cv-⁠07-⁠4006012 S (August 29, 2007, Brunetti, J.) (holding strong public policy exception to exhaustion of administrative remedies doctrine permitted town resident to seek equitable relief to enforce zoning regulation).</w:t>
       </w:r>
     </w:p>
     <w:p>
@@ -8233,13 +8191,7 @@
         <w:t xml:space="preserve"> </w:t>
       </w:r>
       <w:r>
-        <w:t xml:space="preserve">Co. at 104</w:t>
-      </w:r>
-      <w:r>
-        <w:noBreakHyphen/>
-      </w:r>
-      <w:r>
-        <w:t xml:space="preserve">05. Vindication of a violation of the public trust is such a strong public policy. Indeed, well before Upjohn</w:t>
+        <w:t xml:space="preserve">Co. at 104-⁠05. Vindication of a violation of the public trust is such a strong public policy. Indeed, well before Upjohn</w:t>
       </w:r>
       <w:r>
         <w:t xml:space="preserve"> </w:t>
@@ -8287,13 +8239,7 @@
         <w:t xml:space="preserve"> </w:t>
       </w:r>
       <w:r>
-        <w:t xml:space="preserve">v. Planning and Zoning Commission of Town of New Fairfield, 155 Conn. 497, 498</w:t>
-      </w:r>
-      <w:r>
-        <w:noBreakHyphen/>
-      </w:r>
-      <w:r>
-        <w:t xml:space="preserve">99, 234 A.2d 838 (1967) (holding zoning revision invalid when chairman refused to disqualify himself despite ownership of substantial land affected by the proposed zoning change); Murach</w:t>
+        <w:t xml:space="preserve">v. Planning and Zoning Commission of Town of New Fairfield, 155 Conn. 497, 498-⁠99, 234 A.2d 838 (1967) (holding zoning revision invalid when chairman refused to disqualify himself despite ownership of substantial land affected by the proposed zoning change); Murach</w:t>
       </w:r>
       <w:r>
         <w:t xml:space="preserve"> </w:t>
@@ -8311,19 +8257,7 @@
         <w:t xml:space="preserve"> </w:t>
       </w:r>
       <w:r>
-        <w:t xml:space="preserve">v. Dean Haubrich, Superior Court, judicial district of Litchfield, Docket No. LLI-cv</w:t>
-      </w:r>
-      <w:r>
-        <w:noBreakHyphen/>
-      </w:r>
-      <w:r>
-        <w:t xml:space="preserve">07</w:t>
-      </w:r>
-      <w:r>
-        <w:noBreakHyphen/>
-      </w:r>
-      <w:r>
-        <w:t xml:space="preserve">4006012 S (August 29, 2007, Brunetti, J.) (holding strong public policy exception permitted resident to obtain equitable relief to enforce zoning regulations).</w:t>
+        <w:t xml:space="preserve">v. Dean Haubrich, Superior Court, judicial district of Litchfield, Docket No. LLI-cv-⁠07-⁠4006012 S (August 29, 2007, Brunetti, J.) (holding strong public policy exception permitted resident to obtain equitable relief to enforce zoning regulations).</w:t>
       </w:r>
     </w:p>
     <w:p>
@@ -8349,13 +8283,7 @@
         <w:t xml:space="preserve"> </w:t>
       </w:r>
       <w:r>
-        <w:t xml:space="preserve">at 2</w:t>
-      </w:r>
-      <w:r>
-        <w:noBreakHyphen/>
-      </w:r>
-      <w:r>
-        <w:t xml:space="preserve">3.</w:t>
+        <w:t xml:space="preserve">at 2-⁠3.</w:t>
       </w:r>
     </w:p>
     <w:p>
@@ -8463,13 +8391,7 @@
         <w:t xml:space="preserve"> </w:t>
       </w:r>
       <w:r>
-        <w:t xml:space="preserve">v. Planning and Zoning Com’n of City of New London, 196 Conn. 192, 202</w:t>
-      </w:r>
-      <w:r>
-        <w:noBreakHyphen/>
-      </w:r>
-      <w:r>
-        <w:t xml:space="preserve">03, 491 A.2d 1058, (1985) (quoting Low</w:t>
+        <w:t xml:space="preserve">v. Planning and Zoning Com’n of City of New London, 196 Conn. 192, 202-⁠03, 491 A.2d 1058, (1985) (quoting Low</w:t>
       </w:r>
       <w:r>
         <w:t xml:space="preserve">).”</w:t>
@@ -8510,13 +8432,7 @@
         <w:t xml:space="preserve"> </w:t>
       </w:r>
       <w:r>
-        <w:t xml:space="preserve">at 498</w:t>
-      </w:r>
-      <w:r>
-        <w:noBreakHyphen/>
-      </w:r>
-      <w:r>
-        <w:t xml:space="preserve">99 (emphasis added).</w:t>
+        <w:t xml:space="preserve">at 498-⁠99 (emphasis added).</w:t>
       </w:r>
     </w:p>
     <w:p>
@@ -9573,13 +9489,7 @@
         <w:pStyle w:val="XdQuoteLast"/>
       </w:pPr>
       <w:r>
-        <w:t xml:space="preserve">A36</w:t>
-      </w:r>
-      <w:r>
-        <w:noBreakHyphen/>
-      </w:r>
-      <w:r>
-        <w:t xml:space="preserve">37.</w:t>
+        <w:t xml:space="preserve">A36-⁠37.</w:t>
       </w:r>
     </w:p>
     <w:p>
@@ -10805,13 +10715,7 @@
         <w:t xml:space="preserve"> </w:t>
       </w:r>
       <w:r>
-        <w:t xml:space="preserve">8</w:t>
-      </w:r>
-      <w:r>
-        <w:noBreakHyphen/>
-      </w:r>
-      <w:r>
-        <w:t xml:space="preserve">28 because the town of Coventry is a defendant in this action whereas such an appeal would not have included the town. Therefore an appeal would not have bound the town, had the commission decided that the town, not the plaintiffs, must pay for the disputed improvements.”</w:t>
+        <w:t xml:space="preserve">8-⁠28 because the town of Coventry is a defendant in this action whereas such an appeal would not have included the town. Therefore an appeal would not have bound the town, had the commission decided that the town, not the plaintiffs, must pay for the disputed improvements.”</w:t>
       </w:r>
       <w:r>
         <w:t xml:space="preserve"> </w:t>
@@ -10823,13 +10727,7 @@
         <w:t xml:space="preserve"> </w:t>
       </w:r>
       <w:r>
-        <w:t xml:space="preserve">at 365</w:t>
-      </w:r>
-      <w:r>
-        <w:noBreakHyphen/>
-      </w:r>
-      <w:r>
-        <w:t xml:space="preserve">66. (emphasis added). The Court continued:</w:t>
+        <w:t xml:space="preserve">at 365-⁠66. (emphasis added). The Court continued:</w:t>
       </w:r>
     </w:p>
     <w:p>
@@ -11095,9 +10993,7 @@
               <w:t xml:space="preserve"> </w:t>
             </w:r>
             <w:r>
-              <w:t xml:space="preserve">747</w:t>
-              <w:noBreakHyphen/>
-              <w:t xml:space="preserve">5532</w:t>
+              <w:t xml:space="preserve">747-⁠5532</w:t>
             </w:r>
           </w:p>
         </w:tc>
@@ -11206,9 +11102,7 @@
         <w:t xml:space="preserve"> </w:t>
       </w:r>
       <w:r>
-        <w:t xml:space="preserve">67</w:t>
-        <w:noBreakHyphen/>
-        <w:t xml:space="preserve">2A,</w:t>
+        <w:t xml:space="preserve">67-⁠2A,</w:t>
       </w:r>
       <w:r>
         <w:t xml:space="preserve"> </w:t>
@@ -11392,9 +11286,7 @@
         <w:t xml:space="preserve"> </w:t>
       </w:r>
       <w:r>
-        <w:t xml:space="preserve">62</w:t>
-        <w:noBreakHyphen/>
-        <w:t xml:space="preserve">7,</w:t>
+        <w:t xml:space="preserve">62-⁠7,</w:t>
       </w:r>
       <w:r>
         <w:t xml:space="preserve"> </w:t>
@@ -11472,9 +11364,7 @@
         <w:t xml:space="preserve"> </w:t>
       </w:r>
       <w:r>
-        <w:t xml:space="preserve">60</w:t>
-        <w:noBreakHyphen/>
-        <w:t xml:space="preserve">8,</w:t>
+        <w:t xml:space="preserve">60-⁠8,</w:t>
       </w:r>
       <w:r>
         <w:t xml:space="preserve"> </w:t>
@@ -11974,9 +11864,7 @@
         <w:t xml:space="preserve"> </w:t>
       </w:r>
       <w:r>
-        <w:t xml:space="preserve">79a</w:t>
-        <w:noBreakHyphen/>
-        <w:t xml:space="preserve">6;</w:t>
+        <w:t xml:space="preserve">79a-⁠6;</w:t>
       </w:r>
     </w:p>
     <w:p>
@@ -12696,13 +12584,7 @@
         <w:t xml:space="preserve"> </w:t>
       </w:r>
       <w:r>
-        <w:t xml:space="preserve">8</w:t>
-      </w:r>
-      <w:r>
-        <w:noBreakHyphen/>
-      </w:r>
-      <w:r>
-        <w:t xml:space="preserve">11 of the General Statutes which expressly provides:</w:t>
+        <w:t xml:space="preserve">8-⁠11 of the General Statutes which expressly provides:</w:t>
       </w:r>
       <w:r>
         <w:t xml:space="preserve"> </w:t>
@@ -13521,7 +13403,7 @@
     <w:qFormat/>
     <w:pPr>
       <w:keepLines/>
-      <w:spacing w:before="0" w:after="140" w:line="414" w:lineRule="exact"/>
+      <w:spacing w:before="46" w:after="140" w:line="414" w:lineRule="exact"/>
     </w:pPr>
     <w:rPr>
       <w:sz w:val="24"/>

--- a/courts/second-circuit/connecticut/state/court-of-appeals/opening-brief/usage/OUTPUT-opening-brief.docx
+++ b/courts/second-circuit/connecticut/state/court-of-appeals/opening-brief/usage/OUTPUT-opening-brief.docx
@@ -3551,7 +3551,7 @@
         <w:tab/>
       </w:r>
       <w:r>
-        <w:t xml:space="preserve">9</w:t>
+        <w:t xml:space="preserve">8</w:t>
       </w:r>
     </w:p>
     <w:p>
